--- a/clients/b2i/crowdstrike/monthly/2026-04/B2I-CrowdStrike-Activity-2026-04.docx
+++ b/clients/b2i/crowdstrike/monthly/2026-04/B2I-CrowdStrike-Activity-2026-04.docx
@@ -95,7 +95,7 @@
       <w:tr>
         <w:tc>
           <w:tcPr>
-            <w:tcW w:type="dxa" w:w="3744"/>
+            <w:tcW w:type="dxa" w:w="3528"/>
             <w:tcBorders>
               <w:top w:val="nil"/>
               <w:left w:val="nil"/>
@@ -133,7 +133,7 @@
         </w:tc>
         <w:tc>
           <w:tcPr>
-            <w:tcW w:type="dxa" w:w="3744"/>
+            <w:tcW w:type="dxa" w:w="3528"/>
             <w:tcBorders>
               <w:top w:val="nil"/>
               <w:left w:val="nil"/>
@@ -2213,7 +2213,7 @@
         </w:tc>
         <w:tc>
           <w:tcPr>
-            <w:tcW w:type="dxa" w:w="2592"/>
+            <w:tcW w:type="dxa" w:w="2448"/>
             <w:shd w:val="clear" w:color="auto" w:fill="006DB6"/>
             <w:tcBorders>
               <w:top w:val="single" w:sz="4" w:color="E9ECEF"/>
@@ -2240,7 +2240,7 @@
         </w:tc>
         <w:tc>
           <w:tcPr>
-            <w:tcW w:type="dxa" w:w="1872"/>
+            <w:tcW w:type="dxa" w:w="1728"/>
             <w:shd w:val="clear" w:color="auto" w:fill="006DB6"/>
             <w:tcBorders>
               <w:top w:val="single" w:sz="4" w:color="E9ECEF"/>
@@ -2267,7 +2267,7 @@
         </w:tc>
         <w:tc>
           <w:tcPr>
-            <w:tcW w:type="dxa" w:w="1872"/>
+            <w:tcW w:type="dxa" w:w="1728"/>
             <w:shd w:val="clear" w:color="auto" w:fill="006DB6"/>
             <w:tcBorders>
               <w:top w:val="single" w:sz="4" w:color="E9ECEF"/>
@@ -2343,7 +2343,7 @@
                 <w:color w:val="59595B"/>
                 <w:sz w:val="19"/>
               </w:rPr>
-              <w:t>2026-04-22</w:t>
+              <w:t>—</w:t>
             </w:r>
           </w:p>
         </w:tc>
@@ -2375,7 +2375,7 @@
         </w:tc>
         <w:tc>
           <w:tcPr>
-            <w:tcW w:type="dxa" w:w="2592"/>
+            <w:tcW w:type="dxa" w:w="2448"/>
             <w:tcBorders>
               <w:top w:val="single" w:sz="4" w:color="E9ECEF"/>
               <w:left w:val="single" w:sz="4" w:color="E9ECEF"/>
@@ -2401,7 +2401,7 @@
         </w:tc>
         <w:tc>
           <w:tcPr>
-            <w:tcW w:type="dxa" w:w="1872"/>
+            <w:tcW w:type="dxa" w:w="1728"/>
             <w:tcBorders>
               <w:top w:val="single" w:sz="4" w:color="E9ECEF"/>
               <w:left w:val="single" w:sz="4" w:color="E9ECEF"/>
@@ -2427,7 +2427,7 @@
         </w:tc>
         <w:tc>
           <w:tcPr>
-            <w:tcW w:type="dxa" w:w="1872"/>
+            <w:tcW w:type="dxa" w:w="1728"/>
             <w:tcBorders>
               <w:top w:val="single" w:sz="4" w:color="E9ECEF"/>
               <w:left w:val="single" w:sz="4" w:color="E9ECEF"/>
@@ -2502,7 +2502,7 @@
                 <w:color w:val="59595B"/>
                 <w:sz w:val="19"/>
               </w:rPr>
-              <w:t>2026-04-21</w:t>
+              <w:t>—</w:t>
             </w:r>
           </w:p>
         </w:tc>
@@ -2535,7 +2535,7 @@
         </w:tc>
         <w:tc>
           <w:tcPr>
-            <w:tcW w:type="dxa" w:w="2592"/>
+            <w:tcW w:type="dxa" w:w="2448"/>
             <w:shd w:val="clear" w:color="auto" w:fill="F8F9FA"/>
             <w:tcBorders>
               <w:top w:val="single" w:sz="4" w:color="E9ECEF"/>
@@ -2562,7 +2562,7 @@
         </w:tc>
         <w:tc>
           <w:tcPr>
-            <w:tcW w:type="dxa" w:w="1872"/>
+            <w:tcW w:type="dxa" w:w="1728"/>
             <w:shd w:val="clear" w:color="auto" w:fill="F8F9FA"/>
             <w:tcBorders>
               <w:top w:val="single" w:sz="4" w:color="E9ECEF"/>
@@ -2589,7 +2589,7 @@
         </w:tc>
         <w:tc>
           <w:tcPr>
-            <w:tcW w:type="dxa" w:w="1872"/>
+            <w:tcW w:type="dxa" w:w="1728"/>
             <w:shd w:val="clear" w:color="auto" w:fill="F8F9FA"/>
             <w:tcBorders>
               <w:top w:val="single" w:sz="4" w:color="E9ECEF"/>
@@ -2665,7 +2665,7 @@
                 <w:color w:val="59595B"/>
                 <w:sz w:val="19"/>
               </w:rPr>
-              <w:t>2026-04-28</w:t>
+              <w:t>—</w:t>
             </w:r>
           </w:p>
         </w:tc>
@@ -2697,7 +2697,7 @@
         </w:tc>
         <w:tc>
           <w:tcPr>
-            <w:tcW w:type="dxa" w:w="2592"/>
+            <w:tcW w:type="dxa" w:w="2448"/>
             <w:tcBorders>
               <w:top w:val="single" w:sz="4" w:color="E9ECEF"/>
               <w:left w:val="single" w:sz="4" w:color="E9ECEF"/>
@@ -2723,7 +2723,7 @@
         </w:tc>
         <w:tc>
           <w:tcPr>
-            <w:tcW w:type="dxa" w:w="1872"/>
+            <w:tcW w:type="dxa" w:w="1728"/>
             <w:tcBorders>
               <w:top w:val="single" w:sz="4" w:color="E9ECEF"/>
               <w:left w:val="single" w:sz="4" w:color="E9ECEF"/>
@@ -2749,7 +2749,7 @@
         </w:tc>
         <w:tc>
           <w:tcPr>
-            <w:tcW w:type="dxa" w:w="1872"/>
+            <w:tcW w:type="dxa" w:w="1728"/>
             <w:tcBorders>
               <w:top w:val="single" w:sz="4" w:color="E9ECEF"/>
               <w:left w:val="single" w:sz="4" w:color="E9ECEF"/>
@@ -2824,7 +2824,7 @@
                 <w:color w:val="59595B"/>
                 <w:sz w:val="19"/>
               </w:rPr>
-              <w:t>2026-04-20</w:t>
+              <w:t>—</w:t>
             </w:r>
           </w:p>
         </w:tc>
@@ -2857,7 +2857,7 @@
         </w:tc>
         <w:tc>
           <w:tcPr>
-            <w:tcW w:type="dxa" w:w="2592"/>
+            <w:tcW w:type="dxa" w:w="2448"/>
             <w:shd w:val="clear" w:color="auto" w:fill="F8F9FA"/>
             <w:tcBorders>
               <w:top w:val="single" w:sz="4" w:color="E9ECEF"/>
@@ -2884,7 +2884,7 @@
         </w:tc>
         <w:tc>
           <w:tcPr>
-            <w:tcW w:type="dxa" w:w="1872"/>
+            <w:tcW w:type="dxa" w:w="1728"/>
             <w:shd w:val="clear" w:color="auto" w:fill="F8F9FA"/>
             <w:tcBorders>
               <w:top w:val="single" w:sz="4" w:color="E9ECEF"/>
@@ -2911,7 +2911,7 @@
         </w:tc>
         <w:tc>
           <w:tcPr>
-            <w:tcW w:type="dxa" w:w="1872"/>
+            <w:tcW w:type="dxa" w:w="1728"/>
             <w:shd w:val="clear" w:color="auto" w:fill="F8F9FA"/>
             <w:tcBorders>
               <w:top w:val="single" w:sz="4" w:color="E9ECEF"/>
@@ -2987,7 +2987,7 @@
                 <w:color w:val="59595B"/>
                 <w:sz w:val="19"/>
               </w:rPr>
-              <w:t>2026-04-20</w:t>
+              <w:t>—</w:t>
             </w:r>
           </w:p>
         </w:tc>
@@ -3019,7 +3019,7 @@
         </w:tc>
         <w:tc>
           <w:tcPr>
-            <w:tcW w:type="dxa" w:w="2592"/>
+            <w:tcW w:type="dxa" w:w="2448"/>
             <w:tcBorders>
               <w:top w:val="single" w:sz="4" w:color="E9ECEF"/>
               <w:left w:val="single" w:sz="4" w:color="E9ECEF"/>
@@ -3045,7 +3045,7 @@
         </w:tc>
         <w:tc>
           <w:tcPr>
-            <w:tcW w:type="dxa" w:w="1872"/>
+            <w:tcW w:type="dxa" w:w="1728"/>
             <w:tcBorders>
               <w:top w:val="single" w:sz="4" w:color="E9ECEF"/>
               <w:left w:val="single" w:sz="4" w:color="E9ECEF"/>
@@ -3071,7 +3071,7 @@
         </w:tc>
         <w:tc>
           <w:tcPr>
-            <w:tcW w:type="dxa" w:w="1872"/>
+            <w:tcW w:type="dxa" w:w="1728"/>
             <w:tcBorders>
               <w:top w:val="single" w:sz="4" w:color="E9ECEF"/>
               <w:left w:val="single" w:sz="4" w:color="E9ECEF"/>
@@ -3146,7 +3146,7 @@
                 <w:color w:val="59595B"/>
                 <w:sz w:val="19"/>
               </w:rPr>
-              <w:t>2026-04-20</w:t>
+              <w:t>—</w:t>
             </w:r>
           </w:p>
         </w:tc>
@@ -3179,7 +3179,7 @@
         </w:tc>
         <w:tc>
           <w:tcPr>
-            <w:tcW w:type="dxa" w:w="2592"/>
+            <w:tcW w:type="dxa" w:w="2448"/>
             <w:shd w:val="clear" w:color="auto" w:fill="F8F9FA"/>
             <w:tcBorders>
               <w:top w:val="single" w:sz="4" w:color="E9ECEF"/>
@@ -3206,7 +3206,7 @@
         </w:tc>
         <w:tc>
           <w:tcPr>
-            <w:tcW w:type="dxa" w:w="1872"/>
+            <w:tcW w:type="dxa" w:w="1728"/>
             <w:shd w:val="clear" w:color="auto" w:fill="F8F9FA"/>
             <w:tcBorders>
               <w:top w:val="single" w:sz="4" w:color="E9ECEF"/>
@@ -3233,7 +3233,7 @@
         </w:tc>
         <w:tc>
           <w:tcPr>
-            <w:tcW w:type="dxa" w:w="1872"/>
+            <w:tcW w:type="dxa" w:w="1728"/>
             <w:shd w:val="clear" w:color="auto" w:fill="F8F9FA"/>
             <w:tcBorders>
               <w:top w:val="single" w:sz="4" w:color="E9ECEF"/>
@@ -3309,7 +3309,7 @@
                 <w:color w:val="59595B"/>
                 <w:sz w:val="19"/>
               </w:rPr>
-              <w:t>2026-04-20</w:t>
+              <w:t>—</w:t>
             </w:r>
           </w:p>
         </w:tc>
@@ -3341,7 +3341,7 @@
         </w:tc>
         <w:tc>
           <w:tcPr>
-            <w:tcW w:type="dxa" w:w="2592"/>
+            <w:tcW w:type="dxa" w:w="2448"/>
             <w:tcBorders>
               <w:top w:val="single" w:sz="4" w:color="E9ECEF"/>
               <w:left w:val="single" w:sz="4" w:color="E9ECEF"/>
@@ -3367,7 +3367,7 @@
         </w:tc>
         <w:tc>
           <w:tcPr>
-            <w:tcW w:type="dxa" w:w="1872"/>
+            <w:tcW w:type="dxa" w:w="1728"/>
             <w:tcBorders>
               <w:top w:val="single" w:sz="4" w:color="E9ECEF"/>
               <w:left w:val="single" w:sz="4" w:color="E9ECEF"/>
@@ -3393,7 +3393,7 @@
         </w:tc>
         <w:tc>
           <w:tcPr>
-            <w:tcW w:type="dxa" w:w="1872"/>
+            <w:tcW w:type="dxa" w:w="1728"/>
             <w:tcBorders>
               <w:top w:val="single" w:sz="4" w:color="E9ECEF"/>
               <w:left w:val="single" w:sz="4" w:color="E9ECEF"/>
@@ -3468,7 +3468,7 @@
                 <w:color w:val="59595B"/>
                 <w:sz w:val="19"/>
               </w:rPr>
-              <w:t>2026-04-20</w:t>
+              <w:t>—</w:t>
             </w:r>
           </w:p>
         </w:tc>
@@ -3501,7 +3501,7 @@
         </w:tc>
         <w:tc>
           <w:tcPr>
-            <w:tcW w:type="dxa" w:w="2592"/>
+            <w:tcW w:type="dxa" w:w="2448"/>
             <w:shd w:val="clear" w:color="auto" w:fill="F8F9FA"/>
             <w:tcBorders>
               <w:top w:val="single" w:sz="4" w:color="E9ECEF"/>
@@ -3528,7 +3528,7 @@
         </w:tc>
         <w:tc>
           <w:tcPr>
-            <w:tcW w:type="dxa" w:w="1872"/>
+            <w:tcW w:type="dxa" w:w="1728"/>
             <w:shd w:val="clear" w:color="auto" w:fill="F8F9FA"/>
             <w:tcBorders>
               <w:top w:val="single" w:sz="4" w:color="E9ECEF"/>
@@ -3555,7 +3555,7 @@
         </w:tc>
         <w:tc>
           <w:tcPr>
-            <w:tcW w:type="dxa" w:w="1872"/>
+            <w:tcW w:type="dxa" w:w="1728"/>
             <w:shd w:val="clear" w:color="auto" w:fill="F8F9FA"/>
             <w:tcBorders>
               <w:top w:val="single" w:sz="4" w:color="E9ECEF"/>
@@ -3631,7 +3631,7 @@
                 <w:color w:val="59595B"/>
                 <w:sz w:val="19"/>
               </w:rPr>
-              <w:t>2026-04-24</w:t>
+              <w:t>—</w:t>
             </w:r>
           </w:p>
         </w:tc>
@@ -3663,7 +3663,7 @@
         </w:tc>
         <w:tc>
           <w:tcPr>
-            <w:tcW w:type="dxa" w:w="2592"/>
+            <w:tcW w:type="dxa" w:w="2448"/>
             <w:tcBorders>
               <w:top w:val="single" w:sz="4" w:color="E9ECEF"/>
               <w:left w:val="single" w:sz="4" w:color="E9ECEF"/>
@@ -3689,7 +3689,7 @@
         </w:tc>
         <w:tc>
           <w:tcPr>
-            <w:tcW w:type="dxa" w:w="1872"/>
+            <w:tcW w:type="dxa" w:w="1728"/>
             <w:tcBorders>
               <w:top w:val="single" w:sz="4" w:color="E9ECEF"/>
               <w:left w:val="single" w:sz="4" w:color="E9ECEF"/>
@@ -3715,7 +3715,7 @@
         </w:tc>
         <w:tc>
           <w:tcPr>
-            <w:tcW w:type="dxa" w:w="1872"/>
+            <w:tcW w:type="dxa" w:w="1728"/>
             <w:tcBorders>
               <w:top w:val="single" w:sz="4" w:color="E9ECEF"/>
               <w:left w:val="single" w:sz="4" w:color="E9ECEF"/>
@@ -3790,7 +3790,7 @@
                 <w:color w:val="59595B"/>
                 <w:sz w:val="19"/>
               </w:rPr>
-              <w:t>2026-04-24</w:t>
+              <w:t>—</w:t>
             </w:r>
           </w:p>
         </w:tc>
@@ -3823,7 +3823,7 @@
         </w:tc>
         <w:tc>
           <w:tcPr>
-            <w:tcW w:type="dxa" w:w="2592"/>
+            <w:tcW w:type="dxa" w:w="2448"/>
             <w:shd w:val="clear" w:color="auto" w:fill="F8F9FA"/>
             <w:tcBorders>
               <w:top w:val="single" w:sz="4" w:color="E9ECEF"/>
@@ -3850,7 +3850,7 @@
         </w:tc>
         <w:tc>
           <w:tcPr>
-            <w:tcW w:type="dxa" w:w="1872"/>
+            <w:tcW w:type="dxa" w:w="1728"/>
             <w:shd w:val="clear" w:color="auto" w:fill="F8F9FA"/>
             <w:tcBorders>
               <w:top w:val="single" w:sz="4" w:color="E9ECEF"/>
@@ -3877,7 +3877,7 @@
         </w:tc>
         <w:tc>
           <w:tcPr>
-            <w:tcW w:type="dxa" w:w="1872"/>
+            <w:tcW w:type="dxa" w:w="1728"/>
             <w:shd w:val="clear" w:color="auto" w:fill="F8F9FA"/>
             <w:tcBorders>
               <w:top w:val="single" w:sz="4" w:color="E9ECEF"/>
@@ -3953,7 +3953,7 @@
                 <w:color w:val="59595B"/>
                 <w:sz w:val="19"/>
               </w:rPr>
-              <w:t>2026-04-22</w:t>
+              <w:t>—</w:t>
             </w:r>
           </w:p>
         </w:tc>
@@ -3985,7 +3985,7 @@
         </w:tc>
         <w:tc>
           <w:tcPr>
-            <w:tcW w:type="dxa" w:w="2592"/>
+            <w:tcW w:type="dxa" w:w="2448"/>
             <w:tcBorders>
               <w:top w:val="single" w:sz="4" w:color="E9ECEF"/>
               <w:left w:val="single" w:sz="4" w:color="E9ECEF"/>
@@ -4011,7 +4011,7 @@
         </w:tc>
         <w:tc>
           <w:tcPr>
-            <w:tcW w:type="dxa" w:w="1872"/>
+            <w:tcW w:type="dxa" w:w="1728"/>
             <w:tcBorders>
               <w:top w:val="single" w:sz="4" w:color="E9ECEF"/>
               <w:left w:val="single" w:sz="4" w:color="E9ECEF"/>
@@ -4037,7 +4037,7 @@
         </w:tc>
         <w:tc>
           <w:tcPr>
-            <w:tcW w:type="dxa" w:w="1872"/>
+            <w:tcW w:type="dxa" w:w="1728"/>
             <w:tcBorders>
               <w:top w:val="single" w:sz="4" w:color="E9ECEF"/>
               <w:left w:val="single" w:sz="4" w:color="E9ECEF"/>
@@ -4112,7 +4112,7 @@
                 <w:color w:val="59595B"/>
                 <w:sz w:val="19"/>
               </w:rPr>
-              <w:t>2026-04-20</w:t>
+              <w:t>—</w:t>
             </w:r>
           </w:p>
         </w:tc>
@@ -4145,7 +4145,7 @@
         </w:tc>
         <w:tc>
           <w:tcPr>
-            <w:tcW w:type="dxa" w:w="2592"/>
+            <w:tcW w:type="dxa" w:w="2448"/>
             <w:shd w:val="clear" w:color="auto" w:fill="F8F9FA"/>
             <w:tcBorders>
               <w:top w:val="single" w:sz="4" w:color="E9ECEF"/>
@@ -4172,7 +4172,7 @@
         </w:tc>
         <w:tc>
           <w:tcPr>
-            <w:tcW w:type="dxa" w:w="1872"/>
+            <w:tcW w:type="dxa" w:w="1728"/>
             <w:shd w:val="clear" w:color="auto" w:fill="F8F9FA"/>
             <w:tcBorders>
               <w:top w:val="single" w:sz="4" w:color="E9ECEF"/>
@@ -4199,7 +4199,7 @@
         </w:tc>
         <w:tc>
           <w:tcPr>
-            <w:tcW w:type="dxa" w:w="1872"/>
+            <w:tcW w:type="dxa" w:w="1728"/>
             <w:shd w:val="clear" w:color="auto" w:fill="F8F9FA"/>
             <w:tcBorders>
               <w:top w:val="single" w:sz="4" w:color="E9ECEF"/>
@@ -4275,7 +4275,7 @@
                 <w:color w:val="59595B"/>
                 <w:sz w:val="19"/>
               </w:rPr>
-              <w:t>2026-04-28</w:t>
+              <w:t>—</w:t>
             </w:r>
           </w:p>
         </w:tc>
@@ -4307,7 +4307,7 @@
         </w:tc>
         <w:tc>
           <w:tcPr>
-            <w:tcW w:type="dxa" w:w="2592"/>
+            <w:tcW w:type="dxa" w:w="2448"/>
             <w:tcBorders>
               <w:top w:val="single" w:sz="4" w:color="E9ECEF"/>
               <w:left w:val="single" w:sz="4" w:color="E9ECEF"/>
@@ -4333,7 +4333,7 @@
         </w:tc>
         <w:tc>
           <w:tcPr>
-            <w:tcW w:type="dxa" w:w="1872"/>
+            <w:tcW w:type="dxa" w:w="1728"/>
             <w:tcBorders>
               <w:top w:val="single" w:sz="4" w:color="E9ECEF"/>
               <w:left w:val="single" w:sz="4" w:color="E9ECEF"/>
@@ -4359,7 +4359,7 @@
         </w:tc>
         <w:tc>
           <w:tcPr>
-            <w:tcW w:type="dxa" w:w="1872"/>
+            <w:tcW w:type="dxa" w:w="1728"/>
             <w:tcBorders>
               <w:top w:val="single" w:sz="4" w:color="E9ECEF"/>
               <w:left w:val="single" w:sz="4" w:color="E9ECEF"/>
@@ -4434,7 +4434,7 @@
                 <w:color w:val="59595B"/>
                 <w:sz w:val="19"/>
               </w:rPr>
-              <w:t>2026-04-25</w:t>
+              <w:t>—</w:t>
             </w:r>
           </w:p>
         </w:tc>
@@ -4467,7 +4467,7 @@
         </w:tc>
         <w:tc>
           <w:tcPr>
-            <w:tcW w:type="dxa" w:w="2592"/>
+            <w:tcW w:type="dxa" w:w="2448"/>
             <w:shd w:val="clear" w:color="auto" w:fill="F8F9FA"/>
             <w:tcBorders>
               <w:top w:val="single" w:sz="4" w:color="E9ECEF"/>
@@ -4494,7 +4494,7 @@
         </w:tc>
         <w:tc>
           <w:tcPr>
-            <w:tcW w:type="dxa" w:w="1872"/>
+            <w:tcW w:type="dxa" w:w="1728"/>
             <w:shd w:val="clear" w:color="auto" w:fill="F8F9FA"/>
             <w:tcBorders>
               <w:top w:val="single" w:sz="4" w:color="E9ECEF"/>
@@ -4521,7 +4521,7 @@
         </w:tc>
         <w:tc>
           <w:tcPr>
-            <w:tcW w:type="dxa" w:w="1872"/>
+            <w:tcW w:type="dxa" w:w="1728"/>
             <w:shd w:val="clear" w:color="auto" w:fill="F8F9FA"/>
             <w:tcBorders>
               <w:top w:val="single" w:sz="4" w:color="E9ECEF"/>
@@ -4597,7 +4597,7 @@
                 <w:color w:val="59595B"/>
                 <w:sz w:val="19"/>
               </w:rPr>
-              <w:t>2026-04-24</w:t>
+              <w:t>—</w:t>
             </w:r>
           </w:p>
         </w:tc>
@@ -4629,7 +4629,7 @@
         </w:tc>
         <w:tc>
           <w:tcPr>
-            <w:tcW w:type="dxa" w:w="2592"/>
+            <w:tcW w:type="dxa" w:w="2448"/>
             <w:tcBorders>
               <w:top w:val="single" w:sz="4" w:color="E9ECEF"/>
               <w:left w:val="single" w:sz="4" w:color="E9ECEF"/>
@@ -4655,7 +4655,7 @@
         </w:tc>
         <w:tc>
           <w:tcPr>
-            <w:tcW w:type="dxa" w:w="1872"/>
+            <w:tcW w:type="dxa" w:w="1728"/>
             <w:tcBorders>
               <w:top w:val="single" w:sz="4" w:color="E9ECEF"/>
               <w:left w:val="single" w:sz="4" w:color="E9ECEF"/>
@@ -4681,7 +4681,7 @@
         </w:tc>
         <w:tc>
           <w:tcPr>
-            <w:tcW w:type="dxa" w:w="1872"/>
+            <w:tcW w:type="dxa" w:w="1728"/>
             <w:tcBorders>
               <w:top w:val="single" w:sz="4" w:color="E9ECEF"/>
               <w:left w:val="single" w:sz="4" w:color="E9ECEF"/>
@@ -4756,7 +4756,7 @@
                 <w:color w:val="59595B"/>
                 <w:sz w:val="19"/>
               </w:rPr>
-              <w:t>2026-04-20</w:t>
+              <w:t>—</w:t>
             </w:r>
           </w:p>
         </w:tc>
@@ -4789,7 +4789,7 @@
         </w:tc>
         <w:tc>
           <w:tcPr>
-            <w:tcW w:type="dxa" w:w="2592"/>
+            <w:tcW w:type="dxa" w:w="2448"/>
             <w:shd w:val="clear" w:color="auto" w:fill="F8F9FA"/>
             <w:tcBorders>
               <w:top w:val="single" w:sz="4" w:color="E9ECEF"/>
@@ -4816,7 +4816,7 @@
         </w:tc>
         <w:tc>
           <w:tcPr>
-            <w:tcW w:type="dxa" w:w="1872"/>
+            <w:tcW w:type="dxa" w:w="1728"/>
             <w:shd w:val="clear" w:color="auto" w:fill="F8F9FA"/>
             <w:tcBorders>
               <w:top w:val="single" w:sz="4" w:color="E9ECEF"/>
@@ -4843,7 +4843,7 @@
         </w:tc>
         <w:tc>
           <w:tcPr>
-            <w:tcW w:type="dxa" w:w="1872"/>
+            <w:tcW w:type="dxa" w:w="1728"/>
             <w:shd w:val="clear" w:color="auto" w:fill="F8F9FA"/>
             <w:tcBorders>
               <w:top w:val="single" w:sz="4" w:color="E9ECEF"/>
@@ -4919,7 +4919,7 @@
                 <w:color w:val="59595B"/>
                 <w:sz w:val="19"/>
               </w:rPr>
-              <w:t>2026-04-24</w:t>
+              <w:t>—</w:t>
             </w:r>
           </w:p>
         </w:tc>
@@ -4951,7 +4951,7 @@
         </w:tc>
         <w:tc>
           <w:tcPr>
-            <w:tcW w:type="dxa" w:w="2592"/>
+            <w:tcW w:type="dxa" w:w="2448"/>
             <w:tcBorders>
               <w:top w:val="single" w:sz="4" w:color="E9ECEF"/>
               <w:left w:val="single" w:sz="4" w:color="E9ECEF"/>
@@ -4977,7 +4977,7 @@
         </w:tc>
         <w:tc>
           <w:tcPr>
-            <w:tcW w:type="dxa" w:w="1872"/>
+            <w:tcW w:type="dxa" w:w="1728"/>
             <w:tcBorders>
               <w:top w:val="single" w:sz="4" w:color="E9ECEF"/>
               <w:left w:val="single" w:sz="4" w:color="E9ECEF"/>
@@ -5003,7 +5003,7 @@
         </w:tc>
         <w:tc>
           <w:tcPr>
-            <w:tcW w:type="dxa" w:w="1872"/>
+            <w:tcW w:type="dxa" w:w="1728"/>
             <w:tcBorders>
               <w:top w:val="single" w:sz="4" w:color="E9ECEF"/>
               <w:left w:val="single" w:sz="4" w:color="E9ECEF"/>
@@ -5078,7 +5078,7 @@
                 <w:color w:val="59595B"/>
                 <w:sz w:val="19"/>
               </w:rPr>
-              <w:t>2026-04-24</w:t>
+              <w:t>—</w:t>
             </w:r>
           </w:p>
         </w:tc>
@@ -5111,7 +5111,7 @@
         </w:tc>
         <w:tc>
           <w:tcPr>
-            <w:tcW w:type="dxa" w:w="2592"/>
+            <w:tcW w:type="dxa" w:w="2448"/>
             <w:shd w:val="clear" w:color="auto" w:fill="F8F9FA"/>
             <w:tcBorders>
               <w:top w:val="single" w:sz="4" w:color="E9ECEF"/>
@@ -5138,7 +5138,7 @@
         </w:tc>
         <w:tc>
           <w:tcPr>
-            <w:tcW w:type="dxa" w:w="1872"/>
+            <w:tcW w:type="dxa" w:w="1728"/>
             <w:shd w:val="clear" w:color="auto" w:fill="F8F9FA"/>
             <w:tcBorders>
               <w:top w:val="single" w:sz="4" w:color="E9ECEF"/>
@@ -5165,7 +5165,7 @@
         </w:tc>
         <w:tc>
           <w:tcPr>
-            <w:tcW w:type="dxa" w:w="1872"/>
+            <w:tcW w:type="dxa" w:w="1728"/>
             <w:shd w:val="clear" w:color="auto" w:fill="F8F9FA"/>
             <w:tcBorders>
               <w:top w:val="single" w:sz="4" w:color="E9ECEF"/>
@@ -5241,7 +5241,7 @@
                 <w:color w:val="59595B"/>
                 <w:sz w:val="19"/>
               </w:rPr>
-              <w:t>2026-04-28</w:t>
+              <w:t>—</w:t>
             </w:r>
           </w:p>
         </w:tc>
@@ -5273,7 +5273,7 @@
         </w:tc>
         <w:tc>
           <w:tcPr>
-            <w:tcW w:type="dxa" w:w="2592"/>
+            <w:tcW w:type="dxa" w:w="2448"/>
             <w:tcBorders>
               <w:top w:val="single" w:sz="4" w:color="E9ECEF"/>
               <w:left w:val="single" w:sz="4" w:color="E9ECEF"/>
@@ -5299,7 +5299,7 @@
         </w:tc>
         <w:tc>
           <w:tcPr>
-            <w:tcW w:type="dxa" w:w="1872"/>
+            <w:tcW w:type="dxa" w:w="1728"/>
             <w:tcBorders>
               <w:top w:val="single" w:sz="4" w:color="E9ECEF"/>
               <w:left w:val="single" w:sz="4" w:color="E9ECEF"/>
@@ -5325,7 +5325,7 @@
         </w:tc>
         <w:tc>
           <w:tcPr>
-            <w:tcW w:type="dxa" w:w="1872"/>
+            <w:tcW w:type="dxa" w:w="1728"/>
             <w:tcBorders>
               <w:top w:val="single" w:sz="4" w:color="E9ECEF"/>
               <w:left w:val="single" w:sz="4" w:color="E9ECEF"/>
@@ -5400,7 +5400,7 @@
                 <w:color w:val="59595B"/>
                 <w:sz w:val="19"/>
               </w:rPr>
-              <w:t>2026-04-22</w:t>
+              <w:t>—</w:t>
             </w:r>
           </w:p>
         </w:tc>
@@ -5433,7 +5433,7 @@
         </w:tc>
         <w:tc>
           <w:tcPr>
-            <w:tcW w:type="dxa" w:w="2592"/>
+            <w:tcW w:type="dxa" w:w="2448"/>
             <w:shd w:val="clear" w:color="auto" w:fill="F8F9FA"/>
             <w:tcBorders>
               <w:top w:val="single" w:sz="4" w:color="E9ECEF"/>
@@ -5460,7 +5460,7 @@
         </w:tc>
         <w:tc>
           <w:tcPr>
-            <w:tcW w:type="dxa" w:w="1872"/>
+            <w:tcW w:type="dxa" w:w="1728"/>
             <w:shd w:val="clear" w:color="auto" w:fill="F8F9FA"/>
             <w:tcBorders>
               <w:top w:val="single" w:sz="4" w:color="E9ECEF"/>
@@ -5487,7 +5487,7 @@
         </w:tc>
         <w:tc>
           <w:tcPr>
-            <w:tcW w:type="dxa" w:w="1872"/>
+            <w:tcW w:type="dxa" w:w="1728"/>
             <w:shd w:val="clear" w:color="auto" w:fill="F8F9FA"/>
             <w:tcBorders>
               <w:top w:val="single" w:sz="4" w:color="E9ECEF"/>
@@ -5563,7 +5563,7 @@
                 <w:color w:val="59595B"/>
                 <w:sz w:val="19"/>
               </w:rPr>
-              <w:t>2026-04-20</w:t>
+              <w:t>—</w:t>
             </w:r>
           </w:p>
         </w:tc>
@@ -5595,7 +5595,7 @@
         </w:tc>
         <w:tc>
           <w:tcPr>
-            <w:tcW w:type="dxa" w:w="2592"/>
+            <w:tcW w:type="dxa" w:w="2448"/>
             <w:tcBorders>
               <w:top w:val="single" w:sz="4" w:color="E9ECEF"/>
               <w:left w:val="single" w:sz="4" w:color="E9ECEF"/>
@@ -5621,7 +5621,7 @@
         </w:tc>
         <w:tc>
           <w:tcPr>
-            <w:tcW w:type="dxa" w:w="1872"/>
+            <w:tcW w:type="dxa" w:w="1728"/>
             <w:tcBorders>
               <w:top w:val="single" w:sz="4" w:color="E9ECEF"/>
               <w:left w:val="single" w:sz="4" w:color="E9ECEF"/>
@@ -5647,7 +5647,7 @@
         </w:tc>
         <w:tc>
           <w:tcPr>
-            <w:tcW w:type="dxa" w:w="1872"/>
+            <w:tcW w:type="dxa" w:w="1728"/>
             <w:tcBorders>
               <w:top w:val="single" w:sz="4" w:color="E9ECEF"/>
               <w:left w:val="single" w:sz="4" w:color="E9ECEF"/>
@@ -5722,7 +5722,7 @@
                 <w:color w:val="59595B"/>
                 <w:sz w:val="19"/>
               </w:rPr>
-              <w:t>2026-04-28</w:t>
+              <w:t>—</w:t>
             </w:r>
           </w:p>
         </w:tc>
@@ -5755,7 +5755,7 @@
         </w:tc>
         <w:tc>
           <w:tcPr>
-            <w:tcW w:type="dxa" w:w="2592"/>
+            <w:tcW w:type="dxa" w:w="2448"/>
             <w:shd w:val="clear" w:color="auto" w:fill="F8F9FA"/>
             <w:tcBorders>
               <w:top w:val="single" w:sz="4" w:color="E9ECEF"/>
@@ -5782,7 +5782,7 @@
         </w:tc>
         <w:tc>
           <w:tcPr>
-            <w:tcW w:type="dxa" w:w="1872"/>
+            <w:tcW w:type="dxa" w:w="1728"/>
             <w:shd w:val="clear" w:color="auto" w:fill="F8F9FA"/>
             <w:tcBorders>
               <w:top w:val="single" w:sz="4" w:color="E9ECEF"/>
@@ -5809,7 +5809,7 @@
         </w:tc>
         <w:tc>
           <w:tcPr>
-            <w:tcW w:type="dxa" w:w="1872"/>
+            <w:tcW w:type="dxa" w:w="1728"/>
             <w:shd w:val="clear" w:color="auto" w:fill="F8F9FA"/>
             <w:tcBorders>
               <w:top w:val="single" w:sz="4" w:color="E9ECEF"/>
@@ -5885,7 +5885,7 @@
                 <w:color w:val="59595B"/>
                 <w:sz w:val="19"/>
               </w:rPr>
-              <w:t>2026-04-22</w:t>
+              <w:t>—</w:t>
             </w:r>
           </w:p>
         </w:tc>
@@ -5917,7 +5917,7 @@
         </w:tc>
         <w:tc>
           <w:tcPr>
-            <w:tcW w:type="dxa" w:w="2592"/>
+            <w:tcW w:type="dxa" w:w="2448"/>
             <w:tcBorders>
               <w:top w:val="single" w:sz="4" w:color="E9ECEF"/>
               <w:left w:val="single" w:sz="4" w:color="E9ECEF"/>
@@ -5943,7 +5943,7 @@
         </w:tc>
         <w:tc>
           <w:tcPr>
-            <w:tcW w:type="dxa" w:w="1872"/>
+            <w:tcW w:type="dxa" w:w="1728"/>
             <w:tcBorders>
               <w:top w:val="single" w:sz="4" w:color="E9ECEF"/>
               <w:left w:val="single" w:sz="4" w:color="E9ECEF"/>
@@ -5969,7 +5969,7 @@
         </w:tc>
         <w:tc>
           <w:tcPr>
-            <w:tcW w:type="dxa" w:w="1872"/>
+            <w:tcW w:type="dxa" w:w="1728"/>
             <w:tcBorders>
               <w:top w:val="single" w:sz="4" w:color="E9ECEF"/>
               <w:left w:val="single" w:sz="4" w:color="E9ECEF"/>
@@ -6044,7 +6044,7 @@
                 <w:color w:val="59595B"/>
                 <w:sz w:val="19"/>
               </w:rPr>
-              <w:t>2026-04-20</w:t>
+              <w:t>—</w:t>
             </w:r>
           </w:p>
         </w:tc>
@@ -6077,7 +6077,7 @@
         </w:tc>
         <w:tc>
           <w:tcPr>
-            <w:tcW w:type="dxa" w:w="2592"/>
+            <w:tcW w:type="dxa" w:w="2448"/>
             <w:shd w:val="clear" w:color="auto" w:fill="F8F9FA"/>
             <w:tcBorders>
               <w:top w:val="single" w:sz="4" w:color="E9ECEF"/>
@@ -6104,7 +6104,7 @@
         </w:tc>
         <w:tc>
           <w:tcPr>
-            <w:tcW w:type="dxa" w:w="1872"/>
+            <w:tcW w:type="dxa" w:w="1728"/>
             <w:shd w:val="clear" w:color="auto" w:fill="F8F9FA"/>
             <w:tcBorders>
               <w:top w:val="single" w:sz="4" w:color="E9ECEF"/>
@@ -6131,7 +6131,7 @@
         </w:tc>
         <w:tc>
           <w:tcPr>
-            <w:tcW w:type="dxa" w:w="1872"/>
+            <w:tcW w:type="dxa" w:w="1728"/>
             <w:shd w:val="clear" w:color="auto" w:fill="F8F9FA"/>
             <w:tcBorders>
               <w:top w:val="single" w:sz="4" w:color="E9ECEF"/>
@@ -6207,7 +6207,7 @@
                 <w:color w:val="59595B"/>
                 <w:sz w:val="19"/>
               </w:rPr>
-              <w:t>2026-04-20</w:t>
+              <w:t>—</w:t>
             </w:r>
           </w:p>
         </w:tc>
@@ -6239,7 +6239,7 @@
         </w:tc>
         <w:tc>
           <w:tcPr>
-            <w:tcW w:type="dxa" w:w="2592"/>
+            <w:tcW w:type="dxa" w:w="2448"/>
             <w:tcBorders>
               <w:top w:val="single" w:sz="4" w:color="E9ECEF"/>
               <w:left w:val="single" w:sz="4" w:color="E9ECEF"/>
@@ -6265,7 +6265,7 @@
         </w:tc>
         <w:tc>
           <w:tcPr>
-            <w:tcW w:type="dxa" w:w="1872"/>
+            <w:tcW w:type="dxa" w:w="1728"/>
             <w:tcBorders>
               <w:top w:val="single" w:sz="4" w:color="E9ECEF"/>
               <w:left w:val="single" w:sz="4" w:color="E9ECEF"/>
@@ -6291,7 +6291,7 @@
         </w:tc>
         <w:tc>
           <w:tcPr>
-            <w:tcW w:type="dxa" w:w="1872"/>
+            <w:tcW w:type="dxa" w:w="1728"/>
             <w:tcBorders>
               <w:top w:val="single" w:sz="4" w:color="E9ECEF"/>
               <w:left w:val="single" w:sz="4" w:color="E9ECEF"/>
@@ -6366,7 +6366,7 @@
                 <w:color w:val="59595B"/>
                 <w:sz w:val="19"/>
               </w:rPr>
-              <w:t>2026-04-24</w:t>
+              <w:t>—</w:t>
             </w:r>
           </w:p>
         </w:tc>
@@ -6399,7 +6399,7 @@
         </w:tc>
         <w:tc>
           <w:tcPr>
-            <w:tcW w:type="dxa" w:w="2592"/>
+            <w:tcW w:type="dxa" w:w="2448"/>
             <w:shd w:val="clear" w:color="auto" w:fill="F8F9FA"/>
             <w:tcBorders>
               <w:top w:val="single" w:sz="4" w:color="E9ECEF"/>
@@ -6426,7 +6426,7 @@
         </w:tc>
         <w:tc>
           <w:tcPr>
-            <w:tcW w:type="dxa" w:w="1872"/>
+            <w:tcW w:type="dxa" w:w="1728"/>
             <w:shd w:val="clear" w:color="auto" w:fill="F8F9FA"/>
             <w:tcBorders>
               <w:top w:val="single" w:sz="4" w:color="E9ECEF"/>
@@ -6453,7 +6453,7 @@
         </w:tc>
         <w:tc>
           <w:tcPr>
-            <w:tcW w:type="dxa" w:w="1872"/>
+            <w:tcW w:type="dxa" w:w="1728"/>
             <w:shd w:val="clear" w:color="auto" w:fill="F8F9FA"/>
             <w:tcBorders>
               <w:top w:val="single" w:sz="4" w:color="E9ECEF"/>
@@ -6529,7 +6529,7 @@
                 <w:color w:val="59595B"/>
                 <w:sz w:val="19"/>
               </w:rPr>
-              <w:t>2026-04-22</w:t>
+              <w:t>—</w:t>
             </w:r>
           </w:p>
         </w:tc>
@@ -6561,7 +6561,7 @@
         </w:tc>
         <w:tc>
           <w:tcPr>
-            <w:tcW w:type="dxa" w:w="2592"/>
+            <w:tcW w:type="dxa" w:w="2448"/>
             <w:tcBorders>
               <w:top w:val="single" w:sz="4" w:color="E9ECEF"/>
               <w:left w:val="single" w:sz="4" w:color="E9ECEF"/>
@@ -6587,7 +6587,7 @@
         </w:tc>
         <w:tc>
           <w:tcPr>
-            <w:tcW w:type="dxa" w:w="1872"/>
+            <w:tcW w:type="dxa" w:w="1728"/>
             <w:tcBorders>
               <w:top w:val="single" w:sz="4" w:color="E9ECEF"/>
               <w:left w:val="single" w:sz="4" w:color="E9ECEF"/>
@@ -6613,7 +6613,7 @@
         </w:tc>
         <w:tc>
           <w:tcPr>
-            <w:tcW w:type="dxa" w:w="1872"/>
+            <w:tcW w:type="dxa" w:w="1728"/>
             <w:tcBorders>
               <w:top w:val="single" w:sz="4" w:color="E9ECEF"/>
               <w:left w:val="single" w:sz="4" w:color="E9ECEF"/>
@@ -6688,7 +6688,7 @@
                 <w:color w:val="59595B"/>
                 <w:sz w:val="19"/>
               </w:rPr>
-              <w:t>2026-04-22</w:t>
+              <w:t>—</w:t>
             </w:r>
           </w:p>
         </w:tc>
@@ -6721,7 +6721,7 @@
         </w:tc>
         <w:tc>
           <w:tcPr>
-            <w:tcW w:type="dxa" w:w="2592"/>
+            <w:tcW w:type="dxa" w:w="2448"/>
             <w:shd w:val="clear" w:color="auto" w:fill="F8F9FA"/>
             <w:tcBorders>
               <w:top w:val="single" w:sz="4" w:color="E9ECEF"/>
@@ -6748,7 +6748,7 @@
         </w:tc>
         <w:tc>
           <w:tcPr>
-            <w:tcW w:type="dxa" w:w="1872"/>
+            <w:tcW w:type="dxa" w:w="1728"/>
             <w:shd w:val="clear" w:color="auto" w:fill="F8F9FA"/>
             <w:tcBorders>
               <w:top w:val="single" w:sz="4" w:color="E9ECEF"/>
@@ -6775,7 +6775,7 @@
         </w:tc>
         <w:tc>
           <w:tcPr>
-            <w:tcW w:type="dxa" w:w="1872"/>
+            <w:tcW w:type="dxa" w:w="1728"/>
             <w:shd w:val="clear" w:color="auto" w:fill="F8F9FA"/>
             <w:tcBorders>
               <w:top w:val="single" w:sz="4" w:color="E9ECEF"/>
@@ -6851,7 +6851,7 @@
                 <w:color w:val="59595B"/>
                 <w:sz w:val="19"/>
               </w:rPr>
-              <w:t>2026-04-20</w:t>
+              <w:t>—</w:t>
             </w:r>
           </w:p>
         </w:tc>
@@ -6883,7 +6883,7 @@
         </w:tc>
         <w:tc>
           <w:tcPr>
-            <w:tcW w:type="dxa" w:w="2592"/>
+            <w:tcW w:type="dxa" w:w="2448"/>
             <w:tcBorders>
               <w:top w:val="single" w:sz="4" w:color="E9ECEF"/>
               <w:left w:val="single" w:sz="4" w:color="E9ECEF"/>
@@ -6909,7 +6909,7 @@
         </w:tc>
         <w:tc>
           <w:tcPr>
-            <w:tcW w:type="dxa" w:w="1872"/>
+            <w:tcW w:type="dxa" w:w="1728"/>
             <w:tcBorders>
               <w:top w:val="single" w:sz="4" w:color="E9ECEF"/>
               <w:left w:val="single" w:sz="4" w:color="E9ECEF"/>
@@ -6935,7 +6935,7 @@
         </w:tc>
         <w:tc>
           <w:tcPr>
-            <w:tcW w:type="dxa" w:w="1872"/>
+            <w:tcW w:type="dxa" w:w="1728"/>
             <w:tcBorders>
               <w:top w:val="single" w:sz="4" w:color="E9ECEF"/>
               <w:left w:val="single" w:sz="4" w:color="E9ECEF"/>
@@ -7010,7 +7010,7 @@
                 <w:color w:val="59595B"/>
                 <w:sz w:val="19"/>
               </w:rPr>
-              <w:t>2026-04-24</w:t>
+              <w:t>—</w:t>
             </w:r>
           </w:p>
         </w:tc>
@@ -7043,7 +7043,7 @@
         </w:tc>
         <w:tc>
           <w:tcPr>
-            <w:tcW w:type="dxa" w:w="2592"/>
+            <w:tcW w:type="dxa" w:w="2448"/>
             <w:shd w:val="clear" w:color="auto" w:fill="F8F9FA"/>
             <w:tcBorders>
               <w:top w:val="single" w:sz="4" w:color="E9ECEF"/>
@@ -7070,7 +7070,7 @@
         </w:tc>
         <w:tc>
           <w:tcPr>
-            <w:tcW w:type="dxa" w:w="1872"/>
+            <w:tcW w:type="dxa" w:w="1728"/>
             <w:shd w:val="clear" w:color="auto" w:fill="F8F9FA"/>
             <w:tcBorders>
               <w:top w:val="single" w:sz="4" w:color="E9ECEF"/>
@@ -7097,7 +7097,7 @@
         </w:tc>
         <w:tc>
           <w:tcPr>
-            <w:tcW w:type="dxa" w:w="1872"/>
+            <w:tcW w:type="dxa" w:w="1728"/>
             <w:shd w:val="clear" w:color="auto" w:fill="F8F9FA"/>
             <w:tcBorders>
               <w:top w:val="single" w:sz="4" w:color="E9ECEF"/>
@@ -7173,7 +7173,7 @@
                 <w:color w:val="59595B"/>
                 <w:sz w:val="19"/>
               </w:rPr>
-              <w:t>2026-04-22</w:t>
+              <w:t>—</w:t>
             </w:r>
           </w:p>
         </w:tc>
@@ -7205,7 +7205,7 @@
         </w:tc>
         <w:tc>
           <w:tcPr>
-            <w:tcW w:type="dxa" w:w="2592"/>
+            <w:tcW w:type="dxa" w:w="2448"/>
             <w:tcBorders>
               <w:top w:val="single" w:sz="4" w:color="E9ECEF"/>
               <w:left w:val="single" w:sz="4" w:color="E9ECEF"/>
@@ -7231,7 +7231,7 @@
         </w:tc>
         <w:tc>
           <w:tcPr>
-            <w:tcW w:type="dxa" w:w="1872"/>
+            <w:tcW w:type="dxa" w:w="1728"/>
             <w:tcBorders>
               <w:top w:val="single" w:sz="4" w:color="E9ECEF"/>
               <w:left w:val="single" w:sz="4" w:color="E9ECEF"/>
@@ -7257,7 +7257,7 @@
         </w:tc>
         <w:tc>
           <w:tcPr>
-            <w:tcW w:type="dxa" w:w="1872"/>
+            <w:tcW w:type="dxa" w:w="1728"/>
             <w:tcBorders>
               <w:top w:val="single" w:sz="4" w:color="E9ECEF"/>
               <w:left w:val="single" w:sz="4" w:color="E9ECEF"/>
@@ -7332,7 +7332,7 @@
                 <w:color w:val="59595B"/>
                 <w:sz w:val="19"/>
               </w:rPr>
-              <w:t>2026-04-25</w:t>
+              <w:t>—</w:t>
             </w:r>
           </w:p>
         </w:tc>
@@ -7365,7 +7365,7 @@
         </w:tc>
         <w:tc>
           <w:tcPr>
-            <w:tcW w:type="dxa" w:w="2592"/>
+            <w:tcW w:type="dxa" w:w="2448"/>
             <w:shd w:val="clear" w:color="auto" w:fill="F8F9FA"/>
             <w:tcBorders>
               <w:top w:val="single" w:sz="4" w:color="E9ECEF"/>
@@ -7392,7 +7392,7 @@
         </w:tc>
         <w:tc>
           <w:tcPr>
-            <w:tcW w:type="dxa" w:w="1872"/>
+            <w:tcW w:type="dxa" w:w="1728"/>
             <w:shd w:val="clear" w:color="auto" w:fill="F8F9FA"/>
             <w:tcBorders>
               <w:top w:val="single" w:sz="4" w:color="E9ECEF"/>
@@ -7419,7 +7419,7 @@
         </w:tc>
         <w:tc>
           <w:tcPr>
-            <w:tcW w:type="dxa" w:w="1872"/>
+            <w:tcW w:type="dxa" w:w="1728"/>
             <w:shd w:val="clear" w:color="auto" w:fill="F8F9FA"/>
             <w:tcBorders>
               <w:top w:val="single" w:sz="4" w:color="E9ECEF"/>
@@ -7495,7 +7495,7 @@
                 <w:color w:val="59595B"/>
                 <w:sz w:val="19"/>
               </w:rPr>
-              <w:t>2026-04-13</w:t>
+              <w:t>—</w:t>
             </w:r>
           </w:p>
         </w:tc>
@@ -7527,7 +7527,7 @@
         </w:tc>
         <w:tc>
           <w:tcPr>
-            <w:tcW w:type="dxa" w:w="2592"/>
+            <w:tcW w:type="dxa" w:w="2448"/>
             <w:tcBorders>
               <w:top w:val="single" w:sz="4" w:color="E9ECEF"/>
               <w:left w:val="single" w:sz="4" w:color="E9ECEF"/>
@@ -7553,7 +7553,7 @@
         </w:tc>
         <w:tc>
           <w:tcPr>
-            <w:tcW w:type="dxa" w:w="1872"/>
+            <w:tcW w:type="dxa" w:w="1728"/>
             <w:tcBorders>
               <w:top w:val="single" w:sz="4" w:color="E9ECEF"/>
               <w:left w:val="single" w:sz="4" w:color="E9ECEF"/>
@@ -7579,7 +7579,7 @@
         </w:tc>
         <w:tc>
           <w:tcPr>
-            <w:tcW w:type="dxa" w:w="1872"/>
+            <w:tcW w:type="dxa" w:w="1728"/>
             <w:tcBorders>
               <w:top w:val="single" w:sz="4" w:color="E9ECEF"/>
               <w:left w:val="single" w:sz="4" w:color="E9ECEF"/>
@@ -7654,7 +7654,7 @@
                 <w:color w:val="59595B"/>
                 <w:sz w:val="19"/>
               </w:rPr>
-              <w:t>2026-04-07</w:t>
+              <w:t>—</w:t>
             </w:r>
           </w:p>
         </w:tc>
@@ -7687,7 +7687,7 @@
         </w:tc>
         <w:tc>
           <w:tcPr>
-            <w:tcW w:type="dxa" w:w="2592"/>
+            <w:tcW w:type="dxa" w:w="2448"/>
             <w:shd w:val="clear" w:color="auto" w:fill="F8F9FA"/>
             <w:tcBorders>
               <w:top w:val="single" w:sz="4" w:color="E9ECEF"/>
@@ -7714,7 +7714,7 @@
         </w:tc>
         <w:tc>
           <w:tcPr>
-            <w:tcW w:type="dxa" w:w="1872"/>
+            <w:tcW w:type="dxa" w:w="1728"/>
             <w:shd w:val="clear" w:color="auto" w:fill="F8F9FA"/>
             <w:tcBorders>
               <w:top w:val="single" w:sz="4" w:color="E9ECEF"/>
@@ -7741,7 +7741,7 @@
         </w:tc>
         <w:tc>
           <w:tcPr>
-            <w:tcW w:type="dxa" w:w="1872"/>
+            <w:tcW w:type="dxa" w:w="1728"/>
             <w:shd w:val="clear" w:color="auto" w:fill="F8F9FA"/>
             <w:tcBorders>
               <w:top w:val="single" w:sz="4" w:color="E9ECEF"/>
@@ -7817,7 +7817,7 @@
                 <w:color w:val="59595B"/>
                 <w:sz w:val="19"/>
               </w:rPr>
-              <w:t>2026-04-09</w:t>
+              <w:t>—</w:t>
             </w:r>
           </w:p>
         </w:tc>
@@ -7849,7 +7849,7 @@
         </w:tc>
         <w:tc>
           <w:tcPr>
-            <w:tcW w:type="dxa" w:w="2592"/>
+            <w:tcW w:type="dxa" w:w="2448"/>
             <w:tcBorders>
               <w:top w:val="single" w:sz="4" w:color="E9ECEF"/>
               <w:left w:val="single" w:sz="4" w:color="E9ECEF"/>
@@ -7875,7 +7875,7 @@
         </w:tc>
         <w:tc>
           <w:tcPr>
-            <w:tcW w:type="dxa" w:w="1872"/>
+            <w:tcW w:type="dxa" w:w="1728"/>
             <w:tcBorders>
               <w:top w:val="single" w:sz="4" w:color="E9ECEF"/>
               <w:left w:val="single" w:sz="4" w:color="E9ECEF"/>
@@ -7901,7 +7901,7 @@
         </w:tc>
         <w:tc>
           <w:tcPr>
-            <w:tcW w:type="dxa" w:w="1872"/>
+            <w:tcW w:type="dxa" w:w="1728"/>
             <w:tcBorders>
               <w:top w:val="single" w:sz="4" w:color="E9ECEF"/>
               <w:left w:val="single" w:sz="4" w:color="E9ECEF"/>
@@ -7976,7 +7976,7 @@
                 <w:color w:val="59595B"/>
                 <w:sz w:val="19"/>
               </w:rPr>
-              <w:t>2026-04-13</w:t>
+              <w:t>—</w:t>
             </w:r>
           </w:p>
         </w:tc>
@@ -8009,7 +8009,7 @@
         </w:tc>
         <w:tc>
           <w:tcPr>
-            <w:tcW w:type="dxa" w:w="2592"/>
+            <w:tcW w:type="dxa" w:w="2448"/>
             <w:shd w:val="clear" w:color="auto" w:fill="F8F9FA"/>
             <w:tcBorders>
               <w:top w:val="single" w:sz="4" w:color="E9ECEF"/>
@@ -8036,7 +8036,7 @@
         </w:tc>
         <w:tc>
           <w:tcPr>
-            <w:tcW w:type="dxa" w:w="1872"/>
+            <w:tcW w:type="dxa" w:w="1728"/>
             <w:shd w:val="clear" w:color="auto" w:fill="F8F9FA"/>
             <w:tcBorders>
               <w:top w:val="single" w:sz="4" w:color="E9ECEF"/>
@@ -8063,7 +8063,7 @@
         </w:tc>
         <w:tc>
           <w:tcPr>
-            <w:tcW w:type="dxa" w:w="1872"/>
+            <w:tcW w:type="dxa" w:w="1728"/>
             <w:shd w:val="clear" w:color="auto" w:fill="F8F9FA"/>
             <w:tcBorders>
               <w:top w:val="single" w:sz="4" w:color="E9ECEF"/>
@@ -8139,7 +8139,7 @@
                 <w:color w:val="59595B"/>
                 <w:sz w:val="19"/>
               </w:rPr>
-              <w:t>2026-04-10</w:t>
+              <w:t>—</w:t>
             </w:r>
           </w:p>
         </w:tc>
@@ -8171,7 +8171,7 @@
         </w:tc>
         <w:tc>
           <w:tcPr>
-            <w:tcW w:type="dxa" w:w="2592"/>
+            <w:tcW w:type="dxa" w:w="2448"/>
             <w:tcBorders>
               <w:top w:val="single" w:sz="4" w:color="E9ECEF"/>
               <w:left w:val="single" w:sz="4" w:color="E9ECEF"/>
@@ -8197,7 +8197,7 @@
         </w:tc>
         <w:tc>
           <w:tcPr>
-            <w:tcW w:type="dxa" w:w="1872"/>
+            <w:tcW w:type="dxa" w:w="1728"/>
             <w:tcBorders>
               <w:top w:val="single" w:sz="4" w:color="E9ECEF"/>
               <w:left w:val="single" w:sz="4" w:color="E9ECEF"/>
@@ -8223,7 +8223,7 @@
         </w:tc>
         <w:tc>
           <w:tcPr>
-            <w:tcW w:type="dxa" w:w="1872"/>
+            <w:tcW w:type="dxa" w:w="1728"/>
             <w:tcBorders>
               <w:top w:val="single" w:sz="4" w:color="E9ECEF"/>
               <w:left w:val="single" w:sz="4" w:color="E9ECEF"/>
@@ -8298,7 +8298,7 @@
                 <w:color w:val="59595B"/>
                 <w:sz w:val="19"/>
               </w:rPr>
-              <w:t>2026-04-10</w:t>
+              <w:t>—</w:t>
             </w:r>
           </w:p>
         </w:tc>
@@ -8331,7 +8331,7 @@
         </w:tc>
         <w:tc>
           <w:tcPr>
-            <w:tcW w:type="dxa" w:w="2592"/>
+            <w:tcW w:type="dxa" w:w="2448"/>
             <w:shd w:val="clear" w:color="auto" w:fill="F8F9FA"/>
             <w:tcBorders>
               <w:top w:val="single" w:sz="4" w:color="E9ECEF"/>
@@ -8358,7 +8358,7 @@
         </w:tc>
         <w:tc>
           <w:tcPr>
-            <w:tcW w:type="dxa" w:w="1872"/>
+            <w:tcW w:type="dxa" w:w="1728"/>
             <w:shd w:val="clear" w:color="auto" w:fill="F8F9FA"/>
             <w:tcBorders>
               <w:top w:val="single" w:sz="4" w:color="E9ECEF"/>
@@ -8385,7 +8385,7 @@
         </w:tc>
         <w:tc>
           <w:tcPr>
-            <w:tcW w:type="dxa" w:w="1872"/>
+            <w:tcW w:type="dxa" w:w="1728"/>
             <w:shd w:val="clear" w:color="auto" w:fill="F8F9FA"/>
             <w:tcBorders>
               <w:top w:val="single" w:sz="4" w:color="E9ECEF"/>
@@ -8461,7 +8461,7 @@
                 <w:color w:val="59595B"/>
                 <w:sz w:val="19"/>
               </w:rPr>
-              <w:t>2026-04-15</w:t>
+              <w:t>—</w:t>
             </w:r>
           </w:p>
         </w:tc>
@@ -8493,7 +8493,7 @@
         </w:tc>
         <w:tc>
           <w:tcPr>
-            <w:tcW w:type="dxa" w:w="2592"/>
+            <w:tcW w:type="dxa" w:w="2448"/>
             <w:tcBorders>
               <w:top w:val="single" w:sz="4" w:color="E9ECEF"/>
               <w:left w:val="single" w:sz="4" w:color="E9ECEF"/>
@@ -8519,7 +8519,7 @@
         </w:tc>
         <w:tc>
           <w:tcPr>
-            <w:tcW w:type="dxa" w:w="1872"/>
+            <w:tcW w:type="dxa" w:w="1728"/>
             <w:tcBorders>
               <w:top w:val="single" w:sz="4" w:color="E9ECEF"/>
               <w:left w:val="single" w:sz="4" w:color="E9ECEF"/>
@@ -8545,7 +8545,7 @@
         </w:tc>
         <w:tc>
           <w:tcPr>
-            <w:tcW w:type="dxa" w:w="1872"/>
+            <w:tcW w:type="dxa" w:w="1728"/>
             <w:tcBorders>
               <w:top w:val="single" w:sz="4" w:color="E9ECEF"/>
               <w:left w:val="single" w:sz="4" w:color="E9ECEF"/>
@@ -8620,7 +8620,7 @@
                 <w:color w:val="59595B"/>
                 <w:sz w:val="19"/>
               </w:rPr>
-              <w:t>2026-04-15</w:t>
+              <w:t>—</w:t>
             </w:r>
           </w:p>
         </w:tc>
@@ -8653,7 +8653,7 @@
         </w:tc>
         <w:tc>
           <w:tcPr>
-            <w:tcW w:type="dxa" w:w="2592"/>
+            <w:tcW w:type="dxa" w:w="2448"/>
             <w:shd w:val="clear" w:color="auto" w:fill="F8F9FA"/>
             <w:tcBorders>
               <w:top w:val="single" w:sz="4" w:color="E9ECEF"/>
@@ -8680,7 +8680,7 @@
         </w:tc>
         <w:tc>
           <w:tcPr>
-            <w:tcW w:type="dxa" w:w="1872"/>
+            <w:tcW w:type="dxa" w:w="1728"/>
             <w:shd w:val="clear" w:color="auto" w:fill="F8F9FA"/>
             <w:tcBorders>
               <w:top w:val="single" w:sz="4" w:color="E9ECEF"/>
@@ -8707,7 +8707,7 @@
         </w:tc>
         <w:tc>
           <w:tcPr>
-            <w:tcW w:type="dxa" w:w="1872"/>
+            <w:tcW w:type="dxa" w:w="1728"/>
             <w:shd w:val="clear" w:color="auto" w:fill="F8F9FA"/>
             <w:tcBorders>
               <w:top w:val="single" w:sz="4" w:color="E9ECEF"/>
@@ -8773,7 +8773,7 @@
           <w:color w:val="59595B"/>
           <w:sz w:val="20"/>
         </w:rPr>
-        <w:t>Showing 40 of 72 alerts. Full list available on request.</w:t>
+        <w:t>Showing 40 of 72 alerts. Full list available on request — email support@technijian.com.</w:t>
       </w:r>
     </w:p>
     <w:p>
@@ -9018,6 +9018,78 @@
                 <w:color w:val="006DB6"/>
                 <w:sz w:val="28"/>
               </w:rPr>
+              <w:t xml:space="preserve">  Industry News &amp; Vendor Innovations</w:t>
+            </w:r>
+          </w:p>
+        </w:tc>
+      </w:tr>
+    </w:tbl>
+    <w:p>
+      <w:pPr>
+        <w:spacing w:after="160"/>
+      </w:pPr>
+      <w:r>
+        <w:rPr>
+          <w:rFonts w:ascii="Open Sans" w:hAnsi="Open Sans"/>
+          <w:b w:val="0"/>
+          <w:i w:val="0"/>
+          <w:color w:val="59595B"/>
+          <w:sz w:val="22"/>
+        </w:rPr>
+        <w:t>CrowdStrike announced no major platform changes this month. Routine detection-content updates and sensor improvements continued to roll out automatically. Technijian tracks CrowdStrike's release notes monthly so future updates land in this section as they're published.</w:t>
+      </w:r>
+    </w:p>
+    <w:p/>
+    <w:tbl>
+      <w:tblPr>
+        <w:tblW w:type="auto" w:w="0"/>
+        <w:tblLayout w:type="fixed"/>
+        <w:tblLook w:firstColumn="1" w:firstRow="1" w:lastColumn="0" w:lastRow="0" w:noHBand="0" w:noVBand="1" w:val="04A0"/>
+      </w:tblPr>
+      <w:tblGrid>
+        <w:gridCol w:w="94"/>
+        <w:gridCol w:w="8976"/>
+      </w:tblGrid>
+      <w:tr>
+        <w:tc>
+          <w:tcPr>
+            <w:tcW w:type="dxa" w:w="94"/>
+            <w:shd w:val="clear" w:color="auto" w:fill="006DB6"/>
+            <w:tcBorders>
+              <w:top w:val="nil"/>
+              <w:left w:val="nil"/>
+              <w:bottom w:val="nil"/>
+              <w:right w:val="nil"/>
+              <w:insideH w:val="nil"/>
+              <w:insideV w:val="nil"/>
+            </w:tcBorders>
+          </w:tcPr>
+          <w:p/>
+        </w:tc>
+        <w:tc>
+          <w:tcPr>
+            <w:tcW w:type="dxa" w:w="8976"/>
+            <w:tcBorders>
+              <w:top w:val="nil"/>
+              <w:left w:val="nil"/>
+              <w:bottom w:val="nil"/>
+              <w:right w:val="nil"/>
+              <w:insideH w:val="nil"/>
+              <w:insideV w:val="nil"/>
+            </w:tcBorders>
+          </w:tcPr>
+          <w:p>
+            <w:pPr>
+              <w:spacing w:before="80" w:after="80"/>
+            </w:pPr>
+            <w:r>
+              <w:rPr>
+                <w:rFonts w:ascii="Open Sans" w:hAnsi="Open Sans"/>
+                <w:b/>
+                <w:i w:val="0"/>
+                <w:color w:val="006DB6"/>
+                <w:sz w:val="28"/>
+              </w:rPr>
               <w:t xml:space="preserve">  Recommendations</w:t>
             </w:r>
           </w:p>
@@ -9036,7 +9108,184 @@
           <w:color w:val="59595B"/>
           <w:sz w:val="22"/>
         </w:rPr>
-        <w:t>No Critical or High severity alerts fired this month. Continue operating under your current Falcon policy and contact your Technijian account manager if you plan to add or remove endpoints.</w:t>
+        <w:t>No Critical or High severity alerts fired this month. Continue operating under your current Falcon policy and email support@technijian.com if you plan to add or remove endpoints.</w:t>
+      </w:r>
+    </w:p>
+    <w:p/>
+    <w:tbl>
+      <w:tblPr>
+        <w:tblW w:type="auto" w:w="0"/>
+        <w:tblLayout w:type="fixed"/>
+        <w:tblLook w:firstColumn="1" w:firstRow="1" w:lastColumn="0" w:lastRow="0" w:noHBand="0" w:noVBand="1" w:val="04A0"/>
+      </w:tblPr>
+      <w:tblGrid>
+        <w:gridCol w:w="94"/>
+        <w:gridCol w:w="8976"/>
+      </w:tblGrid>
+      <w:tr>
+        <w:tc>
+          <w:tcPr>
+            <w:tcW w:type="dxa" w:w="94"/>
+            <w:shd w:val="clear" w:color="auto" w:fill="006DB6"/>
+            <w:tcBorders>
+              <w:top w:val="nil"/>
+              <w:left w:val="nil"/>
+              <w:bottom w:val="nil"/>
+              <w:right w:val="nil"/>
+              <w:insideH w:val="nil"/>
+              <w:insideV w:val="nil"/>
+            </w:tcBorders>
+          </w:tcPr>
+          <w:p/>
+        </w:tc>
+        <w:tc>
+          <w:tcPr>
+            <w:tcW w:type="dxa" w:w="8976"/>
+            <w:tcBorders>
+              <w:top w:val="nil"/>
+              <w:left w:val="nil"/>
+              <w:bottom w:val="nil"/>
+              <w:right w:val="nil"/>
+              <w:insideH w:val="nil"/>
+              <w:insideV w:val="nil"/>
+            </w:tcBorders>
+          </w:tcPr>
+          <w:p>
+            <w:pPr>
+              <w:spacing w:before="80" w:after="80"/>
+            </w:pPr>
+            <w:r>
+              <w:rPr>
+                <w:rFonts w:ascii="Open Sans" w:hAnsi="Open Sans"/>
+                <w:b/>
+                <w:i w:val="0"/>
+                <w:color w:val="006DB6"/>
+                <w:sz w:val="28"/>
+              </w:rPr>
+              <w:t xml:space="preserve">  How This Protection Works</w:t>
+            </w:r>
+          </w:p>
+        </w:tc>
+      </w:tr>
+    </w:tbl>
+    <w:p>
+      <w:pPr>
+        <w:spacing w:after="160"/>
+      </w:pPr>
+      <w:r>
+        <w:rPr>
+          <w:rFonts w:ascii="Open Sans" w:hAnsi="Open Sans"/>
+          <w:b w:val="0"/>
+          <w:i w:val="0"/>
+          <w:color w:val="59595B"/>
+          <w:sz w:val="22"/>
+        </w:rPr>
+        <w:t>Your endpoints are protected by a layered security stack — CrowdStrike Falcon and Huntress working alongside each other — chosen and managed by Technijian as an MSP best-practice configuration. Here's what each piece does and why we run both.</w:t>
+      </w:r>
+    </w:p>
+    <w:p>
+      <w:pPr>
+        <w:spacing w:after="160"/>
+      </w:pPr>
+      <w:r>
+        <w:rPr>
+          <w:rFonts w:ascii="Open Sans" w:hAnsi="Open Sans"/>
+          <w:b/>
+          <w:i w:val="0"/>
+          <w:color w:val="1A1A2E"/>
+          <w:sz w:val="24"/>
+        </w:rPr>
+        <w:t>CrowdStrike Falcon: AI-driven EDR with the Falcon Overwatch SOC</w:t>
+      </w:r>
+    </w:p>
+    <w:p>
+      <w:pPr>
+        <w:spacing w:after="160"/>
+      </w:pPr>
+      <w:r>
+        <w:rPr>
+          <w:rFonts w:ascii="Open Sans" w:hAnsi="Open Sans"/>
+          <w:b w:val="0"/>
+          <w:i w:val="0"/>
+          <w:color w:val="59595B"/>
+          <w:sz w:val="22"/>
+        </w:rPr>
+        <w:t>CrowdStrike Falcon is the EDR (Endpoint Detection and Response) layer. Falcon's behavioral AI inspects every process, network connection, and file operation on your endpoints in real time and stops identified threats before they can execute. On top of the AI, CrowdStrike's Falcon Overwatch managed-threat-hunting team — the same elite NOC that protects Fortune 500s and government agencies — watches your environment 24×7 looking for the kind of slow, low-and-slow adversary tradecraft that automated detection alone can miss. Overwatch hunters reach out directly when they see something that needs immediate action.</w:t>
+      </w:r>
+    </w:p>
+    <w:p>
+      <w:pPr>
+        <w:spacing w:after="160"/>
+      </w:pPr>
+      <w:r>
+        <w:rPr>
+          <w:rFonts w:ascii="Open Sans" w:hAnsi="Open Sans"/>
+          <w:b/>
+          <w:i w:val="0"/>
+          <w:color w:val="1A1A2E"/>
+          <w:sz w:val="24"/>
+        </w:rPr>
+        <w:t>Huntress: managed detection &amp; response with a 24×7 SOC</w:t>
+      </w:r>
+    </w:p>
+    <w:p>
+      <w:pPr>
+        <w:spacing w:after="160"/>
+      </w:pPr>
+      <w:r>
+        <w:rPr>
+          <w:rFonts w:ascii="Open Sans" w:hAnsi="Open Sans"/>
+          <w:b w:val="0"/>
+          <w:i w:val="0"/>
+          <w:color w:val="59595B"/>
+          <w:sz w:val="22"/>
+        </w:rPr>
+        <w:t>Huntress runs its own Security Operations Center staffed with threat hunters who review every signal that fires on your endpoints around the clock — not just nights and weekends, but 24×7×365. When the Huntress agent flags suspicious behavior (persistence mechanisms, process injection, credential abuse, known-bad files), the activity is examined by Huntress threat hunters BEFORE it ever reaches Technijian. False positives are filtered out at the source so that what does reach our team is signal, not noise. When Huntress sees something that needs attention, they coordinate response with Technijian and provide guided remediation playbooks.</w:t>
+      </w:r>
+    </w:p>
+    <w:p>
+      <w:pPr>
+        <w:spacing w:after="160"/>
+      </w:pPr>
+      <w:r>
+        <w:rPr>
+          <w:rFonts w:ascii="Open Sans" w:hAnsi="Open Sans"/>
+          <w:b/>
+          <w:i w:val="0"/>
+          <w:color w:val="1A1A2E"/>
+          <w:sz w:val="24"/>
+        </w:rPr>
+        <w:t>Why both? Defense in depth.</w:t>
+      </w:r>
+    </w:p>
+    <w:p>
+      <w:pPr>
+        <w:spacing w:after="160"/>
+      </w:pPr>
+      <w:r>
+        <w:rPr>
+          <w:rFonts w:ascii="Open Sans" w:hAnsi="Open Sans"/>
+          <w:b w:val="0"/>
+          <w:i w:val="0"/>
+          <w:color w:val="59595B"/>
+          <w:sz w:val="22"/>
+        </w:rPr>
+        <w:t>CrowdStrike and Huntress are deliberately complementary. CrowdStrike's Falcon is industry-leading nation-state-grade EDR with the broadest telemetry collection and the most mature threat-intel feed in the market. Huntress is tuned for the SMB and mid-market threat landscape — phishing-driven footholds, persistence tradecraft, credential theft, and the kinds of attacks that target managed-service customers. They use different detection styles, different telemetry sources, and different threat-intelligence pipelines.</w:t>
+      </w:r>
+    </w:p>
+    <w:p>
+      <w:pPr>
+        <w:spacing w:after="160"/>
+      </w:pPr>
+      <w:r>
+        <w:rPr>
+          <w:rFonts w:ascii="Open Sans" w:hAnsi="Open Sans"/>
+          <w:b w:val="0"/>
+          <w:i w:val="0"/>
+          <w:color w:val="59595B"/>
+          <w:sz w:val="22"/>
+        </w:rPr>
+        <w:t>Running them together gives your endpoints two independent sets of expert eyes — CrowdStrike's Overwatch team and Huntress's SOC — both watching 24×7. If one platform misses something, the other is extremely likely to catch it. This redundant, layered approach is the configuration Technijian recommends as best-in-class endpoint protection for clients who can't afford a security incident.</w:t>
       </w:r>
     </w:p>
     <w:p/>

--- a/clients/b2i/crowdstrike/monthly/2026-04/B2I-CrowdStrike-Activity-2026-04.docx
+++ b/clients/b2i/crowdstrike/monthly/2026-04/B2I-CrowdStrike-Activity-2026-04.docx
@@ -9162,6 +9162,201 @@
                 <w:color w:val="006DB6"/>
                 <w:sz w:val="28"/>
               </w:rPr>
+              <w:t xml:space="preserve">  Compliance Alignment</w:t>
+            </w:r>
+          </w:p>
+        </w:tc>
+      </w:tr>
+    </w:tbl>
+    <w:p>
+      <w:pPr>
+        <w:spacing w:after="160"/>
+      </w:pPr>
+      <w:r>
+        <w:rPr>
+          <w:rFonts w:ascii="Open Sans" w:hAnsi="Open Sans"/>
+          <w:b w:val="0"/>
+          <w:i w:val="0"/>
+          <w:color w:val="59595B"/>
+          <w:sz w:val="22"/>
+        </w:rPr>
+        <w:t>This client's industry classification is Financial Services. Based on that classification, the data Technijian's stack is helping protect is most likely characterized as: NPI / PCI.</w:t>
+      </w:r>
+    </w:p>
+    <w:p>
+      <w:pPr>
+        <w:spacing w:after="160"/>
+      </w:pPr>
+      <w:r>
+        <w:rPr>
+          <w:rFonts w:ascii="Open Sans" w:hAnsi="Open Sans"/>
+          <w:b w:val="0"/>
+          <w:i w:val="0"/>
+          <w:color w:val="59595B"/>
+          <w:sz w:val="21"/>
+        </w:rPr>
+        <w:t>Financial-services clients handle non-public personal information (NPI) and payment data. GLBA Safeguards Rule requires a written information-security program. SOC 2 Type II is increasingly the de-facto standard for vendor diligence. PCI DSS applies wherever cards are accepted (including custodial fee processing).</w:t>
+      </w:r>
+    </w:p>
+    <w:p>
+      <w:pPr>
+        <w:spacing w:after="160"/>
+      </w:pPr>
+      <w:r>
+        <w:rPr>
+          <w:rFonts w:ascii="Open Sans" w:hAnsi="Open Sans"/>
+          <w:b/>
+          <w:i w:val="0"/>
+          <w:color w:val="1A1A2E"/>
+          <w:sz w:val="22"/>
+        </w:rPr>
+        <w:t>How Technijian's monitoring stack supports each framework:</w:t>
+      </w:r>
+    </w:p>
+    <w:p>
+      <w:pPr>
+        <w:pStyle w:val="ListBullet"/>
+        <w:spacing w:after="80"/>
+      </w:pPr>
+      <w:r>
+        <w:rPr>
+          <w:rFonts w:ascii="Open Sans" w:hAnsi="Open Sans"/>
+          <w:b/>
+          <w:i w:val="0"/>
+          <w:color w:val="1A1A2E"/>
+          <w:sz w:val="22"/>
+        </w:rPr>
+        <w:t xml:space="preserve">SOC 2: </w:t>
+      </w:r>
+      <w:r>
+        <w:rPr>
+          <w:rFonts w:ascii="Open Sans" w:hAnsi="Open Sans"/>
+          <w:b w:val="0"/>
+          <w:i w:val="0"/>
+          <w:color w:val="59595B"/>
+          <w:sz w:val="22"/>
+        </w:rPr>
+        <w:t>continuous monitoring, change tracking, patch evidence, and incident logs are produced monthly so SOC 2 Type II auditors can sample directly from the artifacts Technijian already generates.</w:t>
+      </w:r>
+    </w:p>
+    <w:p>
+      <w:pPr>
+        <w:pStyle w:val="ListBullet"/>
+        <w:spacing w:after="80"/>
+      </w:pPr>
+      <w:r>
+        <w:rPr>
+          <w:rFonts w:ascii="Open Sans" w:hAnsi="Open Sans"/>
+          <w:b/>
+          <w:i w:val="0"/>
+          <w:color w:val="1A1A2E"/>
+          <w:sz w:val="22"/>
+        </w:rPr>
+        <w:t xml:space="preserve">GLBA: </w:t>
+      </w:r>
+      <w:r>
+        <w:rPr>
+          <w:rFonts w:ascii="Open Sans" w:hAnsi="Open Sans"/>
+          <w:b w:val="0"/>
+          <w:i w:val="0"/>
+          <w:color w:val="59595B"/>
+          <w:sz w:val="22"/>
+        </w:rPr>
+        <w:t>endpoint protection plus role-based access enforcement help satisfy the GLBA Safeguards Rule's information-security program requirements (16 CFR §314).</w:t>
+      </w:r>
+    </w:p>
+    <w:p>
+      <w:pPr>
+        <w:pStyle w:val="ListBullet"/>
+        <w:spacing w:after="80"/>
+      </w:pPr>
+      <w:r>
+        <w:rPr>
+          <w:rFonts w:ascii="Open Sans" w:hAnsi="Open Sans"/>
+          <w:b/>
+          <w:i w:val="0"/>
+          <w:color w:val="1A1A2E"/>
+          <w:sz w:val="22"/>
+        </w:rPr>
+        <w:t xml:space="preserve">PCI DSS: </w:t>
+      </w:r>
+      <w:r>
+        <w:rPr>
+          <w:rFonts w:ascii="Open Sans" w:hAnsi="Open Sans"/>
+          <w:b w:val="0"/>
+          <w:i w:val="0"/>
+          <w:color w:val="59595B"/>
+          <w:sz w:val="22"/>
+        </w:rPr>
+        <w:t>system patching, anti-malware, and continuous vulnerability monitoring satisfy PCI DSS 4.0 Requirements 5, 6, 11, and 12. Technijian's monthly reports are the audit evidence.</w:t>
+      </w:r>
+    </w:p>
+    <w:p>
+      <w:pPr>
+        <w:spacing w:after="160"/>
+      </w:pPr>
+      <w:r>
+        <w:rPr>
+          <w:rFonts w:ascii="Open Sans" w:hAnsi="Open Sans"/>
+          <w:b w:val="0"/>
+          <w:i w:val="0"/>
+          <w:color w:val="59595B"/>
+          <w:sz w:val="19"/>
+        </w:rPr>
+        <w:t>This classification was generated automatically from the client's name and contact-domain signals. If the industry or compliance scope shown here doesn't match your operations, please reply to this report and we'll update the classification — Technijian's team can also produce a deeper compliance-posture report on request.</w:t>
+      </w:r>
+    </w:p>
+    <w:p/>
+    <w:tbl>
+      <w:tblPr>
+        <w:tblW w:type="auto" w:w="0"/>
+        <w:tblLayout w:type="fixed"/>
+        <w:tblLook w:firstColumn="1" w:firstRow="1" w:lastColumn="0" w:lastRow="0" w:noHBand="0" w:noVBand="1" w:val="04A0"/>
+      </w:tblPr>
+      <w:tblGrid>
+        <w:gridCol w:w="94"/>
+        <w:gridCol w:w="8976"/>
+      </w:tblGrid>
+      <w:tr>
+        <w:tc>
+          <w:tcPr>
+            <w:tcW w:type="dxa" w:w="94"/>
+            <w:shd w:val="clear" w:color="auto" w:fill="006DB6"/>
+            <w:tcBorders>
+              <w:top w:val="nil"/>
+              <w:left w:val="nil"/>
+              <w:bottom w:val="nil"/>
+              <w:right w:val="nil"/>
+              <w:insideH w:val="nil"/>
+              <w:insideV w:val="nil"/>
+            </w:tcBorders>
+          </w:tcPr>
+          <w:p/>
+        </w:tc>
+        <w:tc>
+          <w:tcPr>
+            <w:tcW w:type="dxa" w:w="8976"/>
+            <w:tcBorders>
+              <w:top w:val="nil"/>
+              <w:left w:val="nil"/>
+              <w:bottom w:val="nil"/>
+              <w:right w:val="nil"/>
+              <w:insideH w:val="nil"/>
+              <w:insideV w:val="nil"/>
+            </w:tcBorders>
+          </w:tcPr>
+          <w:p>
+            <w:pPr>
+              <w:spacing w:before="80" w:after="80"/>
+            </w:pPr>
+            <w:r>
+              <w:rPr>
+                <w:rFonts w:ascii="Open Sans" w:hAnsi="Open Sans"/>
+                <w:b/>
+                <w:i w:val="0"/>
+                <w:color w:val="006DB6"/>
+                <w:sz w:val="28"/>
+              </w:rPr>
               <w:t xml:space="preserve">  How This Protection Works</w:t>
             </w:r>
           </w:p>
